--- a/tillsyn/A 43083-2025 tillsynsbegäran.docx
+++ b/tillsyn/A 43083-2025 tillsynsbegäran.docx
@@ -641,7 +641,7 @@
     <w:r>
       <w:tab/>
       <w:tab/>
-      <w:t>2025-10-21</w:t>
+      <w:t>2025-10-22</w:t>
       <w:br/>
       <w:br/>
     </w:r>

--- a/tillsyn/A 43083-2025 tillsynsbegäran.docx
+++ b/tillsyn/A 43083-2025 tillsynsbegäran.docx
@@ -641,7 +641,7 @@
     <w:r>
       <w:tab/>
       <w:tab/>
-      <w:t>2025-10-22</w:t>
+      <w:t>2025-10-23</w:t>
       <w:br/>
       <w:br/>
     </w:r>

--- a/tillsyn/A 43083-2025 tillsynsbegäran.docx
+++ b/tillsyn/A 43083-2025 tillsynsbegäran.docx
@@ -641,7 +641,7 @@
     <w:r>
       <w:tab/>
       <w:tab/>
-      <w:t>2025-10-23</w:t>
+      <w:t>2025-10-24</w:t>
       <w:br/>
       <w:br/>
     </w:r>

--- a/tillsyn/A 43083-2025 tillsynsbegäran.docx
+++ b/tillsyn/A 43083-2025 tillsynsbegäran.docx
@@ -641,7 +641,7 @@
     <w:r>
       <w:tab/>
       <w:tab/>
-      <w:t>2025-10-24</w:t>
+      <w:t>2025-10-25</w:t>
       <w:br/>
       <w:br/>
     </w:r>

--- a/tillsyn/A 43083-2025 tillsynsbegäran.docx
+++ b/tillsyn/A 43083-2025 tillsynsbegäran.docx
@@ -641,7 +641,7 @@
     <w:r>
       <w:tab/>
       <w:tab/>
-      <w:t>2025-10-25</w:t>
+      <w:t>2025-10-26</w:t>
       <w:br/>
       <w:br/>
     </w:r>

--- a/tillsyn/A 43083-2025 tillsynsbegäran.docx
+++ b/tillsyn/A 43083-2025 tillsynsbegäran.docx
@@ -641,7 +641,7 @@
     <w:r>
       <w:tab/>
       <w:tab/>
-      <w:t>2025-10-26</w:t>
+      <w:t>2025-10-27</w:t>
       <w:br/>
       <w:br/>
     </w:r>

--- a/tillsyn/A 43083-2025 tillsynsbegäran.docx
+++ b/tillsyn/A 43083-2025 tillsynsbegäran.docx
@@ -641,7 +641,7 @@
     <w:r>
       <w:tab/>
       <w:tab/>
-      <w:t>2025-10-27</w:t>
+      <w:t>2025-10-28</w:t>
       <w:br/>
       <w:br/>
     </w:r>

--- a/tillsyn/A 43083-2025 tillsynsbegäran.docx
+++ b/tillsyn/A 43083-2025 tillsynsbegäran.docx
@@ -641,7 +641,7 @@
     <w:r>
       <w:tab/>
       <w:tab/>
-      <w:t>2025-10-28</w:t>
+      <w:t>2025-10-29</w:t>
       <w:br/>
       <w:br/>
     </w:r>

--- a/tillsyn/A 43083-2025 tillsynsbegäran.docx
+++ b/tillsyn/A 43083-2025 tillsynsbegäran.docx
@@ -641,7 +641,7 @@
     <w:r>
       <w:tab/>
       <w:tab/>
-      <w:t>2025-10-29</w:t>
+      <w:t>2025-10-30</w:t>
       <w:br/>
       <w:br/>
     </w:r>

--- a/tillsyn/A 43083-2025 tillsynsbegäran.docx
+++ b/tillsyn/A 43083-2025 tillsynsbegäran.docx
@@ -641,7 +641,7 @@
     <w:r>
       <w:tab/>
       <w:tab/>
-      <w:t>2025-10-30</w:t>
+      <w:t>2025-10-31</w:t>
       <w:br/>
       <w:br/>
     </w:r>

--- a/tillsyn/A 43083-2025 tillsynsbegäran.docx
+++ b/tillsyn/A 43083-2025 tillsynsbegäran.docx
@@ -641,7 +641,7 @@
     <w:r>
       <w:tab/>
       <w:tab/>
-      <w:t>2025-10-31</w:t>
+      <w:t>2025-11-01</w:t>
       <w:br/>
       <w:br/>
     </w:r>

--- a/tillsyn/A 43083-2025 tillsynsbegäran.docx
+++ b/tillsyn/A 43083-2025 tillsynsbegäran.docx
@@ -641,7 +641,7 @@
     <w:r>
       <w:tab/>
       <w:tab/>
-      <w:t>2025-11-01</w:t>
+      <w:t>2025-11-02</w:t>
       <w:br/>
       <w:br/>
     </w:r>

--- a/tillsyn/A 43083-2025 tillsynsbegäran.docx
+++ b/tillsyn/A 43083-2025 tillsynsbegäran.docx
@@ -641,7 +641,7 @@
     <w:r>
       <w:tab/>
       <w:tab/>
-      <w:t>2025-11-02</w:t>
+      <w:t>2025-11-03</w:t>
       <w:br/>
       <w:br/>
     </w:r>

--- a/tillsyn/A 43083-2025 tillsynsbegäran.docx
+++ b/tillsyn/A 43083-2025 tillsynsbegäran.docx
@@ -641,7 +641,7 @@
     <w:r>
       <w:tab/>
       <w:tab/>
-      <w:t>2025-11-03</w:t>
+      <w:t>2025-11-04</w:t>
       <w:br/>
       <w:br/>
     </w:r>

--- a/tillsyn/A 43083-2025 tillsynsbegäran.docx
+++ b/tillsyn/A 43083-2025 tillsynsbegäran.docx
@@ -641,7 +641,7 @@
     <w:r>
       <w:tab/>
       <w:tab/>
-      <w:t>2025-11-04</w:t>
+      <w:t>2025-11-05</w:t>
       <w:br/>
       <w:br/>
     </w:r>

--- a/tillsyn/A 43083-2025 tillsynsbegäran.docx
+++ b/tillsyn/A 43083-2025 tillsynsbegäran.docx
@@ -641,7 +641,7 @@
     <w:r>
       <w:tab/>
       <w:tab/>
-      <w:t>2025-11-05</w:t>
+      <w:t>2025-11-06</w:t>
       <w:br/>
       <w:br/>
     </w:r>

--- a/tillsyn/A 43083-2025 tillsynsbegäran.docx
+++ b/tillsyn/A 43083-2025 tillsynsbegäran.docx
@@ -641,7 +641,7 @@
     <w:r>
       <w:tab/>
       <w:tab/>
-      <w:t>2025-11-06</w:t>
+      <w:t>2025-11-07</w:t>
       <w:br/>
       <w:br/>
     </w:r>

--- a/tillsyn/A 43083-2025 tillsynsbegäran.docx
+++ b/tillsyn/A 43083-2025 tillsynsbegäran.docx
@@ -641,7 +641,7 @@
     <w:r>
       <w:tab/>
       <w:tab/>
-      <w:t>2025-11-07</w:t>
+      <w:t>2025-11-08</w:t>
       <w:br/>
       <w:br/>
     </w:r>

--- a/tillsyn/A 43083-2025 tillsynsbegäran.docx
+++ b/tillsyn/A 43083-2025 tillsynsbegäran.docx
@@ -641,7 +641,7 @@
     <w:r>
       <w:tab/>
       <w:tab/>
-      <w:t>2025-11-08</w:t>
+      <w:t>2025-11-09</w:t>
       <w:br/>
       <w:br/>
     </w:r>

--- a/tillsyn/A 43083-2025 tillsynsbegäran.docx
+++ b/tillsyn/A 43083-2025 tillsynsbegäran.docx
@@ -641,7 +641,7 @@
     <w:r>
       <w:tab/>
       <w:tab/>
-      <w:t>2025-11-09</w:t>
+      <w:t>2025-11-10</w:t>
       <w:br/>
       <w:br/>
     </w:r>

--- a/tillsyn/A 43083-2025 tillsynsbegäran.docx
+++ b/tillsyn/A 43083-2025 tillsynsbegäran.docx
@@ -641,7 +641,7 @@
     <w:r>
       <w:tab/>
       <w:tab/>
-      <w:t>2025-11-10</w:t>
+      <w:t>2025-11-11</w:t>
       <w:br/>
       <w:br/>
     </w:r>

--- a/tillsyn/A 43083-2025 tillsynsbegäran.docx
+++ b/tillsyn/A 43083-2025 tillsynsbegäran.docx
@@ -641,7 +641,7 @@
     <w:r>
       <w:tab/>
       <w:tab/>
-      <w:t>2025-11-11</w:t>
+      <w:t>2025-11-12</w:t>
       <w:br/>
       <w:br/>
     </w:r>

--- a/tillsyn/A 43083-2025 tillsynsbegäran.docx
+++ b/tillsyn/A 43083-2025 tillsynsbegäran.docx
@@ -641,7 +641,7 @@
     <w:r>
       <w:tab/>
       <w:tab/>
-      <w:t>2025-11-12</w:t>
+      <w:t>2025-11-13</w:t>
       <w:br/>
       <w:br/>
     </w:r>

--- a/tillsyn/A 43083-2025 tillsynsbegäran.docx
+++ b/tillsyn/A 43083-2025 tillsynsbegäran.docx
@@ -641,7 +641,7 @@
     <w:r>
       <w:tab/>
       <w:tab/>
-      <w:t>2025-11-13</w:t>
+      <w:t>2025-11-14</w:t>
       <w:br/>
       <w:br/>
     </w:r>

--- a/tillsyn/A 43083-2025 tillsynsbegäran.docx
+++ b/tillsyn/A 43083-2025 tillsynsbegäran.docx
@@ -641,7 +641,7 @@
     <w:r>
       <w:tab/>
       <w:tab/>
-      <w:t>2025-11-14</w:t>
+      <w:t>2025-11-15</w:t>
       <w:br/>
       <w:br/>
     </w:r>

--- a/tillsyn/A 43083-2025 tillsynsbegäran.docx
+++ b/tillsyn/A 43083-2025 tillsynsbegäran.docx
@@ -641,7 +641,7 @@
     <w:r>
       <w:tab/>
       <w:tab/>
-      <w:t>2025-11-15</w:t>
+      <w:t>2025-11-20</w:t>
       <w:br/>
       <w:br/>
     </w:r>

--- a/tillsyn/A 43083-2025 tillsynsbegäran.docx
+++ b/tillsyn/A 43083-2025 tillsynsbegäran.docx
@@ -641,7 +641,7 @@
     <w:r>
       <w:tab/>
       <w:tab/>
-      <w:t>2025-11-20</w:t>
+      <w:t>2025-11-21</w:t>
       <w:br/>
       <w:br/>
     </w:r>

--- a/tillsyn/A 43083-2025 tillsynsbegäran.docx
+++ b/tillsyn/A 43083-2025 tillsynsbegäran.docx
@@ -641,7 +641,7 @@
     <w:r>
       <w:tab/>
       <w:tab/>
-      <w:t>2025-11-21</w:t>
+      <w:t>2025-11-22</w:t>
       <w:br/>
       <w:br/>
     </w:r>

--- a/tillsyn/A 43083-2025 tillsynsbegäran.docx
+++ b/tillsyn/A 43083-2025 tillsynsbegäran.docx
@@ -641,7 +641,7 @@
     <w:r>
       <w:tab/>
       <w:tab/>
-      <w:t>2025-11-22</w:t>
+      <w:t>2025-11-23</w:t>
       <w:br/>
       <w:br/>
     </w:r>

--- a/tillsyn/A 43083-2025 tillsynsbegäran.docx
+++ b/tillsyn/A 43083-2025 tillsynsbegäran.docx
@@ -641,7 +641,7 @@
     <w:r>
       <w:tab/>
       <w:tab/>
-      <w:t>2025-11-23</w:t>
+      <w:t>2025-11-24</w:t>
       <w:br/>
       <w:br/>
     </w:r>

--- a/tillsyn/A 43083-2025 tillsynsbegäran.docx
+++ b/tillsyn/A 43083-2025 tillsynsbegäran.docx
@@ -641,7 +641,7 @@
     <w:r>
       <w:tab/>
       <w:tab/>
-      <w:t>2025-11-24</w:t>
+      <w:t>2025-11-25</w:t>
       <w:br/>
       <w:br/>
     </w:r>

--- a/tillsyn/A 43083-2025 tillsynsbegäran.docx
+++ b/tillsyn/A 43083-2025 tillsynsbegäran.docx
@@ -641,7 +641,7 @@
     <w:r>
       <w:tab/>
       <w:tab/>
-      <w:t>2025-11-25</w:t>
+      <w:t>2025-11-26</w:t>
       <w:br/>
       <w:br/>
     </w:r>

--- a/tillsyn/A 43083-2025 tillsynsbegäran.docx
+++ b/tillsyn/A 43083-2025 tillsynsbegäran.docx
@@ -641,7 +641,7 @@
     <w:r>
       <w:tab/>
       <w:tab/>
-      <w:t>2025-11-26</w:t>
+      <w:t>2025-11-27</w:t>
       <w:br/>
       <w:br/>
     </w:r>

--- a/tillsyn/A 43083-2025 tillsynsbegäran.docx
+++ b/tillsyn/A 43083-2025 tillsynsbegäran.docx
@@ -641,7 +641,7 @@
     <w:r>
       <w:tab/>
       <w:tab/>
-      <w:t>2025-11-27</w:t>
+      <w:t>2025-11-28</w:t>
       <w:br/>
       <w:br/>
     </w:r>

--- a/tillsyn/A 43083-2025 tillsynsbegäran.docx
+++ b/tillsyn/A 43083-2025 tillsynsbegäran.docx
@@ -641,7 +641,7 @@
     <w:r>
       <w:tab/>
       <w:tab/>
-      <w:t>2025-11-28</w:t>
+      <w:t>2025-11-29</w:t>
       <w:br/>
       <w:br/>
     </w:r>

--- a/tillsyn/A 43083-2025 tillsynsbegäran.docx
+++ b/tillsyn/A 43083-2025 tillsynsbegäran.docx
@@ -641,7 +641,7 @@
     <w:r>
       <w:tab/>
       <w:tab/>
-      <w:t>2025-11-29</w:t>
+      <w:t>2025-11-30</w:t>
       <w:br/>
       <w:br/>
     </w:r>

--- a/tillsyn/A 43083-2025 tillsynsbegäran.docx
+++ b/tillsyn/A 43083-2025 tillsynsbegäran.docx
@@ -641,7 +641,7 @@
     <w:r>
       <w:tab/>
       <w:tab/>
-      <w:t>2025-11-30</w:t>
+      <w:t>2025-12-01</w:t>
       <w:br/>
       <w:br/>
     </w:r>

--- a/tillsyn/A 43083-2025 tillsynsbegäran.docx
+++ b/tillsyn/A 43083-2025 tillsynsbegäran.docx
@@ -641,7 +641,7 @@
     <w:r>
       <w:tab/>
       <w:tab/>
-      <w:t>2025-12-01</w:t>
+      <w:t>2025-12-02</w:t>
       <w:br/>
       <w:br/>
     </w:r>

--- a/tillsyn/A 43083-2025 tillsynsbegäran.docx
+++ b/tillsyn/A 43083-2025 tillsynsbegäran.docx
@@ -641,7 +641,7 @@
     <w:r>
       <w:tab/>
       <w:tab/>
-      <w:t>2025-12-02</w:t>
+      <w:t>2025-12-03</w:t>
       <w:br/>
       <w:br/>
     </w:r>

--- a/tillsyn/A 43083-2025 tillsynsbegäran.docx
+++ b/tillsyn/A 43083-2025 tillsynsbegäran.docx
@@ -641,7 +641,7 @@
     <w:r>
       <w:tab/>
       <w:tab/>
-      <w:t>2025-12-03</w:t>
+      <w:t>2025-12-04</w:t>
       <w:br/>
       <w:br/>
     </w:r>

--- a/tillsyn/A 43083-2025 tillsynsbegäran.docx
+++ b/tillsyn/A 43083-2025 tillsynsbegäran.docx
@@ -641,7 +641,7 @@
     <w:r>
       <w:tab/>
       <w:tab/>
-      <w:t>2025-12-04</w:t>
+      <w:t>2025-12-05</w:t>
       <w:br/>
       <w:br/>
     </w:r>

--- a/tillsyn/A 43083-2025 tillsynsbegäran.docx
+++ b/tillsyn/A 43083-2025 tillsynsbegäran.docx
@@ -641,7 +641,7 @@
     <w:r>
       <w:tab/>
       <w:tab/>
-      <w:t>2025-12-05</w:t>
+      <w:t>2025-12-06</w:t>
       <w:br/>
       <w:br/>
     </w:r>

--- a/tillsyn/A 43083-2025 tillsynsbegäran.docx
+++ b/tillsyn/A 43083-2025 tillsynsbegäran.docx
@@ -641,7 +641,7 @@
     <w:r>
       <w:tab/>
       <w:tab/>
-      <w:t>2025-12-06</w:t>
+      <w:t>2025-12-07</w:t>
       <w:br/>
       <w:br/>
     </w:r>

--- a/tillsyn/A 43083-2025 tillsynsbegäran.docx
+++ b/tillsyn/A 43083-2025 tillsynsbegäran.docx
@@ -641,7 +641,7 @@
     <w:r>
       <w:tab/>
       <w:tab/>
-      <w:t>2025-12-07</w:t>
+      <w:t>2025-12-08</w:t>
       <w:br/>
       <w:br/>
     </w:r>

--- a/tillsyn/A 43083-2025 tillsynsbegäran.docx
+++ b/tillsyn/A 43083-2025 tillsynsbegäran.docx
@@ -641,7 +641,7 @@
     <w:r>
       <w:tab/>
       <w:tab/>
-      <w:t>2025-12-08</w:t>
+      <w:t>2025-12-09</w:t>
       <w:br/>
       <w:br/>
     </w:r>

--- a/tillsyn/A 43083-2025 tillsynsbegäran.docx
+++ b/tillsyn/A 43083-2025 tillsynsbegäran.docx
@@ -641,7 +641,7 @@
     <w:r>
       <w:tab/>
       <w:tab/>
-      <w:t>2025-12-09</w:t>
+      <w:t>2025-12-10</w:t>
       <w:br/>
       <w:br/>
     </w:r>

--- a/tillsyn/A 43083-2025 tillsynsbegäran.docx
+++ b/tillsyn/A 43083-2025 tillsynsbegäran.docx
@@ -641,7 +641,7 @@
     <w:r>
       <w:tab/>
       <w:tab/>
-      <w:t>2025-12-10</w:t>
+      <w:t>2025-12-11</w:t>
       <w:br/>
       <w:br/>
     </w:r>

--- a/tillsyn/A 43083-2025 tillsynsbegäran.docx
+++ b/tillsyn/A 43083-2025 tillsynsbegäran.docx
@@ -641,7 +641,7 @@
     <w:r>
       <w:tab/>
       <w:tab/>
-      <w:t>2025-12-11</w:t>
+      <w:t>2025-12-12</w:t>
       <w:br/>
       <w:br/>
     </w:r>

--- a/tillsyn/A 43083-2025 tillsynsbegäran.docx
+++ b/tillsyn/A 43083-2025 tillsynsbegäran.docx
@@ -641,7 +641,7 @@
     <w:r>
       <w:tab/>
       <w:tab/>
-      <w:t>2025-12-12</w:t>
+      <w:t>2025-12-13</w:t>
       <w:br/>
       <w:br/>
     </w:r>

--- a/tillsyn/A 43083-2025 tillsynsbegäran.docx
+++ b/tillsyn/A 43083-2025 tillsynsbegäran.docx
@@ -641,7 +641,7 @@
     <w:r>
       <w:tab/>
       <w:tab/>
-      <w:t>2025-12-19</w:t>
+      <w:t>2025-12-20</w:t>
       <w:br/>
       <w:br/>
     </w:r>

--- a/tillsyn/A 43083-2025 tillsynsbegäran.docx
+++ b/tillsyn/A 43083-2025 tillsynsbegäran.docx
@@ -641,7 +641,7 @@
     <w:r>
       <w:tab/>
       <w:tab/>
-      <w:t>2025-12-20</w:t>
+      <w:t>2025-12-21</w:t>
       <w:br/>
       <w:br/>
     </w:r>

--- a/tillsyn/A 43083-2025 tillsynsbegäran.docx
+++ b/tillsyn/A 43083-2025 tillsynsbegäran.docx
@@ -641,7 +641,7 @@
     <w:r>
       <w:tab/>
       <w:tab/>
-      <w:t>2025-12-21</w:t>
+      <w:t>2025-12-22</w:t>
       <w:br/>
       <w:br/>
     </w:r>

--- a/tillsyn/A 43083-2025 tillsynsbegäran.docx
+++ b/tillsyn/A 43083-2025 tillsynsbegäran.docx
@@ -641,7 +641,7 @@
     <w:r>
       <w:tab/>
       <w:tab/>
-      <w:t>2025-12-22</w:t>
+      <w:t>2025-12-26</w:t>
       <w:br/>
       <w:br/>
     </w:r>

--- a/tillsyn/A 43083-2025 tillsynsbegäran.docx
+++ b/tillsyn/A 43083-2025 tillsynsbegäran.docx
@@ -641,7 +641,7 @@
     <w:r>
       <w:tab/>
       <w:tab/>
-      <w:t>2025-12-26</w:t>
+      <w:t>2025-12-28</w:t>
       <w:br/>
       <w:br/>
     </w:r>

--- a/tillsyn/A 43083-2025 tillsynsbegäran.docx
+++ b/tillsyn/A 43083-2025 tillsynsbegäran.docx
@@ -641,7 +641,7 @@
     <w:r>
       <w:tab/>
       <w:tab/>
-      <w:t>2025-12-28</w:t>
+      <w:t>2025-12-29</w:t>
       <w:br/>
       <w:br/>
     </w:r>

--- a/tillsyn/A 43083-2025 tillsynsbegäran.docx
+++ b/tillsyn/A 43083-2025 tillsynsbegäran.docx
@@ -641,7 +641,7 @@
     <w:r>
       <w:tab/>
       <w:tab/>
-      <w:t>2025-12-29</w:t>
+      <w:t>2025-12-30</w:t>
       <w:br/>
       <w:br/>
     </w:r>

--- a/tillsyn/A 43083-2025 tillsynsbegäran.docx
+++ b/tillsyn/A 43083-2025 tillsynsbegäran.docx
@@ -641,7 +641,7 @@
     <w:r>
       <w:tab/>
       <w:tab/>
-      <w:t>2025-12-30</w:t>
+      <w:t>2025-12-31</w:t>
       <w:br/>
       <w:br/>
     </w:r>

--- a/tillsyn/A 43083-2025 tillsynsbegäran.docx
+++ b/tillsyn/A 43083-2025 tillsynsbegäran.docx
@@ -641,7 +641,7 @@
     <w:r>
       <w:tab/>
       <w:tab/>
-      <w:t>2025-12-31</w:t>
+      <w:t>2026-01-03</w:t>
       <w:br/>
       <w:br/>
     </w:r>

--- a/tillsyn/A 43083-2025 tillsynsbegäran.docx
+++ b/tillsyn/A 43083-2025 tillsynsbegäran.docx
@@ -641,7 +641,7 @@
     <w:r>
       <w:tab/>
       <w:tab/>
-      <w:t>2026-01-07</w:t>
+      <w:t>2026-01-08</w:t>
       <w:br/>
       <w:br/>
     </w:r>

--- a/tillsyn/A 43083-2025 tillsynsbegäran.docx
+++ b/tillsyn/A 43083-2025 tillsynsbegäran.docx
@@ -641,7 +641,7 @@
     <w:r>
       <w:tab/>
       <w:tab/>
-      <w:t>2026-01-08</w:t>
+      <w:t>2026-01-09</w:t>
       <w:br/>
       <w:br/>
     </w:r>

--- a/tillsyn/A 43083-2025 tillsynsbegäran.docx
+++ b/tillsyn/A 43083-2025 tillsynsbegäran.docx
@@ -641,7 +641,7 @@
     <w:r>
       <w:tab/>
       <w:tab/>
-      <w:t>2026-01-09</w:t>
+      <w:t>2026-01-10</w:t>
       <w:br/>
       <w:br/>
     </w:r>

--- a/tillsyn/A 43083-2025 tillsynsbegäran.docx
+++ b/tillsyn/A 43083-2025 tillsynsbegäran.docx
@@ -641,7 +641,7 @@
     <w:r>
       <w:tab/>
       <w:tab/>
-      <w:t>2026-01-10</w:t>
+      <w:t>2026-01-11</w:t>
       <w:br/>
       <w:br/>
     </w:r>

--- a/tillsyn/A 43083-2025 tillsynsbegäran.docx
+++ b/tillsyn/A 43083-2025 tillsynsbegäran.docx
@@ -641,7 +641,7 @@
     <w:r>
       <w:tab/>
       <w:tab/>
-      <w:t>2026-01-11</w:t>
+      <w:t>2026-01-12</w:t>
       <w:br/>
       <w:br/>
     </w:r>

--- a/tillsyn/A 43083-2025 tillsynsbegäran.docx
+++ b/tillsyn/A 43083-2025 tillsynsbegäran.docx
@@ -641,7 +641,7 @@
     <w:r>
       <w:tab/>
       <w:tab/>
-      <w:t>2026-01-12</w:t>
+      <w:t>2026-01-13</w:t>
       <w:br/>
       <w:br/>
     </w:r>

--- a/tillsyn/A 43083-2025 tillsynsbegäran.docx
+++ b/tillsyn/A 43083-2025 tillsynsbegäran.docx
@@ -641,7 +641,7 @@
     <w:r>
       <w:tab/>
       <w:tab/>
-      <w:t>2026-01-13</w:t>
+      <w:t>2026-01-14</w:t>
       <w:br/>
       <w:br/>
     </w:r>

--- a/tillsyn/A 43083-2025 tillsynsbegäran.docx
+++ b/tillsyn/A 43083-2025 tillsynsbegäran.docx
@@ -641,7 +641,7 @@
     <w:r>
       <w:tab/>
       <w:tab/>
-      <w:t>2026-01-14</w:t>
+      <w:t>2026-01-15</w:t>
       <w:br/>
       <w:br/>
     </w:r>

--- a/tillsyn/A 43083-2025 tillsynsbegäran.docx
+++ b/tillsyn/A 43083-2025 tillsynsbegäran.docx
@@ -641,7 +641,7 @@
     <w:r>
       <w:tab/>
       <w:tab/>
-      <w:t>2026-01-15</w:t>
+      <w:t>2026-01-16</w:t>
       <w:br/>
       <w:br/>
     </w:r>

--- a/tillsyn/A 43083-2025 tillsynsbegäran.docx
+++ b/tillsyn/A 43083-2025 tillsynsbegäran.docx
@@ -641,7 +641,7 @@
     <w:r>
       <w:tab/>
       <w:tab/>
-      <w:t>2026-01-16</w:t>
+      <w:t>2026-01-17</w:t>
       <w:br/>
       <w:br/>
     </w:r>

--- a/tillsyn/A 43083-2025 tillsynsbegäran.docx
+++ b/tillsyn/A 43083-2025 tillsynsbegäran.docx
@@ -641,7 +641,7 @@
     <w:r>
       <w:tab/>
       <w:tab/>
-      <w:t>2026-01-17</w:t>
+      <w:t>2026-01-18</w:t>
       <w:br/>
       <w:br/>
     </w:r>

--- a/tillsyn/A 43083-2025 tillsynsbegäran.docx
+++ b/tillsyn/A 43083-2025 tillsynsbegäran.docx
@@ -641,7 +641,7 @@
     <w:r>
       <w:tab/>
       <w:tab/>
-      <w:t>2026-01-18</w:t>
+      <w:t>2026-01-19</w:t>
       <w:br/>
       <w:br/>
     </w:r>

--- a/tillsyn/A 43083-2025 tillsynsbegäran.docx
+++ b/tillsyn/A 43083-2025 tillsynsbegäran.docx
@@ -641,7 +641,7 @@
     <w:r>
       <w:tab/>
       <w:tab/>
-      <w:t>2026-01-19</w:t>
+      <w:t>2026-01-20</w:t>
       <w:br/>
       <w:br/>
     </w:r>

--- a/tillsyn/A 43083-2025 tillsynsbegäran.docx
+++ b/tillsyn/A 43083-2025 tillsynsbegäran.docx
@@ -641,7 +641,7 @@
     <w:r>
       <w:tab/>
       <w:tab/>
-      <w:t>2026-01-20</w:t>
+      <w:t>2026-01-21</w:t>
       <w:br/>
       <w:br/>
     </w:r>

--- a/tillsyn/A 43083-2025 tillsynsbegäran.docx
+++ b/tillsyn/A 43083-2025 tillsynsbegäran.docx
@@ -641,7 +641,7 @@
     <w:r>
       <w:tab/>
       <w:tab/>
-      <w:t>2026-01-21</w:t>
+      <w:t>2026-01-23</w:t>
       <w:br/>
       <w:br/>
     </w:r>

--- a/tillsyn/A 43083-2025 tillsynsbegäran.docx
+++ b/tillsyn/A 43083-2025 tillsynsbegäran.docx
@@ -641,7 +641,7 @@
     <w:r>
       <w:tab/>
       <w:tab/>
-      <w:t>2026-01-23</w:t>
+      <w:t>2026-01-24</w:t>
       <w:br/>
       <w:br/>
     </w:r>

--- a/tillsyn/A 43083-2025 tillsynsbegäran.docx
+++ b/tillsyn/A 43083-2025 tillsynsbegäran.docx
@@ -641,7 +641,7 @@
     <w:r>
       <w:tab/>
       <w:tab/>
-      <w:t>2026-01-24</w:t>
+      <w:t>2026-01-25</w:t>
       <w:br/>
       <w:br/>
     </w:r>

--- a/tillsyn/A 43083-2025 tillsynsbegäran.docx
+++ b/tillsyn/A 43083-2025 tillsynsbegäran.docx
@@ -641,7 +641,7 @@
     <w:r>
       <w:tab/>
       <w:tab/>
-      <w:t>2026-01-25</w:t>
+      <w:t>2026-01-26</w:t>
       <w:br/>
       <w:br/>
     </w:r>

--- a/tillsyn/A 43083-2025 tillsynsbegäran.docx
+++ b/tillsyn/A 43083-2025 tillsynsbegäran.docx
@@ -641,7 +641,7 @@
     <w:r>
       <w:tab/>
       <w:tab/>
-      <w:t>2026-01-26</w:t>
+      <w:t>2026-01-27</w:t>
       <w:br/>
       <w:br/>
     </w:r>

--- a/tillsyn/A 43083-2025 tillsynsbegäran.docx
+++ b/tillsyn/A 43083-2025 tillsynsbegäran.docx
@@ -641,7 +641,7 @@
     <w:r>
       <w:tab/>
       <w:tab/>
-      <w:t>2026-01-27</w:t>
+      <w:t>2026-01-28</w:t>
       <w:br/>
       <w:br/>
     </w:r>

--- a/tillsyn/A 43083-2025 tillsynsbegäran.docx
+++ b/tillsyn/A 43083-2025 tillsynsbegäran.docx
@@ -95,10 +95,48 @@
         <w:rPr>
           <w:b/>
         </w:rPr>
+        <w:t>Dropptaggsvamp</w:t>
+      </w:r>
+      <w:r>
+        <w:t xml:space="preserve"> bildar mykorrhiza med tall, huvudsakligen i äldre skog. Total population i landet bedöms ha minskat och fortsatt minska på grund av slutavverkningar och förhöja kvävenivåer i marken som en följd av skogsgödsling. Dropptaggsvamp är typisk art för </w:t>
+      </w:r>
+      <w:r>
+        <w:rPr>
+          <w:i/>
+        </w:rPr>
+        <w:t xml:space="preserve">9010 Taiga </w:t>
+      </w:r>
+      <w:r>
+        <w:t>(SLU Artdatabanken, 2025).</w:t>
+      </w:r>
+    </w:p>
+    <w:p>
+      <w:r>
+        <w:rPr>
+          <w:b/>
+        </w:rPr>
         <w:t>Garnlav (NT)</w:t>
       </w:r>
       <w:r>
-        <w:t xml:space="preserve"> är en utpräglad barrskogsart som ibland kan drapera träden i norrländska grannaturskogar med hög luftfuktighet. Den förekommer även i talldominerade bestånd där den, förutom i trädens grenverk, påträffas hängande över ojämnheter i tallbarken. Arten har minskat starkt i södra och mellersta Sverige och den minskar även i sitt nordliga utbredningsområde. Orsaken till tillbakagången beror främst på slutavverkningar av naturskogsartade skogar. Bestånd med riklig förekomst bör regelmässigt sparas. Garnlav är värdväxt för den mycket sällsynta och akut hotade fjärilen barrskogslavfly (CR) som hör hemma i boreala barrskogar med riklig förekomst av värdväxten. Tidigare kunde arten konstateras årligen på flera platser vid Dala-Floda i Dalarna innan lokalerna kalavverkades. Senaste fyndet i landet av barrskogslavfly är från år 2000 då den påträffades vid Högberget i Sollefteå kommun (SLU Artdatabanken, 2024).</w:t>
+        <w:t xml:space="preserve"> är en utpräglad barrskogsart som ibland kan drapera träden i norrländska grannaturskogar med hög luftfuktighet. Den förekommer även i talldominerade bestånd där den, förutom i trädens grenverk, påträffas hängande över ojämnheter i tallbarken. Arten har minskat starkt i södra och mellersta Sverige och den minskar även i sitt nordliga utbredningsområde. Orsaken till tillbakagången beror främst på slutavverkningar av naturskogsartade skogar. Bestånd med riklig förekomst bör regelmässigt sparas. Garnlav är värdväxt för den mycket sällsynta och akut hotade fjärilen barrskogslavfly (CR) som hör hemma i boreala barrskogar med riklig förekomst av värdväxten. Tidigare kunde arten konstateras årligen på flera platser vid Dala-Floda i Dalarna innan lokalerna kalavverkades. Senaste fyndet i landet av barrskogslavfly är från år 2000 då den påträffades vid Högberget i Sollefteå kommun. Garnlav är typisk art för </w:t>
+      </w:r>
+      <w:r>
+        <w:rPr>
+          <w:i/>
+        </w:rPr>
+        <w:t xml:space="preserve">9010 Taiga </w:t>
+      </w:r>
+      <w:r>
+        <w:t>och</w:t>
+      </w:r>
+      <w:r>
+        <w:rPr>
+          <w:i/>
+        </w:rPr>
+        <w:t xml:space="preserve"> 9070 Trädklädd betesmark </w:t>
+      </w:r>
+      <w:r>
+        <w:t xml:space="preserve"> (SLU Artdatabanken, 2024).</w:t>
       </w:r>
     </w:p>
     <w:p>
@@ -110,6 +148,26 @@
       </w:r>
       <w:r>
         <w:t>signalerar kalkrika barrsumpskogar eller avgränsade små mineralrika ytor i barrskogslandskapet, vilka normalt har höga naturvärden. I urbergsbygder är den en bra signalart på känsliga skogsbiotoper (Nitare &amp; Skogsstyrelsen, 2019).</w:t>
+      </w:r>
+    </w:p>
+    <w:p>
+      <w:r>
+        <w:rPr>
+          <w:b/>
+        </w:rPr>
+        <w:t xml:space="preserve">Vedticka </w:t>
+      </w:r>
+      <w:r>
+        <w:t xml:space="preserve">är en bra signalart söder om den naturliga norrlandsgränsen. Den är huvudsakligen knuten till äldre barrskogar där det föreligger långvarig kontinuitet av död barrved. Vedticka är typisk art för </w:t>
+      </w:r>
+      <w:r>
+        <w:rPr>
+          <w:i/>
+        </w:rPr>
+        <w:t xml:space="preserve">9010 Taiga </w:t>
+      </w:r>
+      <w:r>
+        <w:t>(Nitare &amp; Skogsstyrelsen, 2019; SLU Artdatabanken, 2025).</w:t>
       </w:r>
     </w:p>
     <w:p>
@@ -147,7 +205,25 @@
         <w:t>Spillkråka (NT, §4)</w:t>
       </w:r>
       <w:r>
-        <w:t xml:space="preserve"> är rödlistad som nära hotad och ingår i bilaga 1 i EU:s fågeldirektiv. Den minskar i population på grund av minskad tillgång på lämpliga bo- och födoträd och minskad födotillgång. Spillkråkans minskningstakt har uppgått till 19 (24–10) % under de senaste 15 åren. Minskningstakten för den svenska populationen bedöms vara nära gränsvärdet för Sårbar (VU) (A2bc). Skogsbruk med korta omloppstider och täta, homogena ungskogar utgör det största hotet, (SLU Artdatabanken, 2023).</w:t>
+        <w:t xml:space="preserve"> är rödlistad som nära hotad och ingår i bilaga 1 i EU:s fågeldirektiv. Den minskar i population på grund av minskad tillgång på lämpliga bo- och födoträd och minskad födotillgång. Spillkråkans minskningstakt har uppgått till 19 (24–10) % under de senaste 15 åren. Minskningstakten för den svenska populationen bedöms vara nära gränsvärdet för Sårbar (VU) (A2bc). Skogsbruk med korta omloppstider och täta, homogena ungskogar utgör det största hotet. Spillkråka är typisk art för </w:t>
+      </w:r>
+      <w:r>
+        <w:rPr>
+          <w:i/>
+        </w:rPr>
+        <w:t xml:space="preserve">9010 Taiga </w:t>
+      </w:r>
+      <w:r>
+        <w:t>och</w:t>
+      </w:r>
+      <w:r>
+        <w:rPr>
+          <w:i/>
+        </w:rPr>
+        <w:t xml:space="preserve"> 9740 Skogsbevuxen myr </w:t>
+      </w:r>
+      <w:r>
+        <w:t>(SLU Artdatabanken, 2023).</w:t>
       </w:r>
     </w:p>
     <w:p>
@@ -169,7 +245,25 @@
         <w:t>Tretåig hackspett (NT, §4)</w:t>
       </w:r>
       <w:r>
-        <w:t xml:space="preserve"> är rödlistad som nära hotad och ingår i bilaga 1 i EU:s fågeldirektiv. Tretåig hackspett är för sin överlevnad beroende av kontinuerlig tillförsel av äldre döende och död ved, som sker genom naturliga självgallringsprocesser i äldre grannaturskogar och barrblandade naturskogar. Om en skog genom skogsbruk gallras eller glesas ur så upphör och uteblir i stort sett den naturliga självgallringsprocessen för mycket lång tid framöver vilket omöjliggör upprätthållandet av den kontinuerliga ekologiska funktionen i ett område. Det finns studier som visar att naturskogens självgallringsprocess som den tretåiga hackspetten är beroende av, inte kan ersättas med efterlämnad hänsyn i skogsbruket (Imbeau &amp; Desrochers, 2002). Storleken på häckningsreviret varierar med skogstypen, förekomsten av död ved och graden av fragmentering, men är i allmänhet i storleksordningen 25–100 hektar. Vintertid krävs ofta betydligt större områden och det finns studier som antyder att arten behöver minst 100 hektar äldre skog. I områden med låg bonitet kan det behövas över 200 hektar lämpligt habitat för att ett par ska kunna reproducera sig. Områden med dokumenterad permanent förekomst i naturskogsmiljöer har vanligen så stora naturvärden att skogsbruk är olämpligt (Skogsstyrelsen, 2016).</w:t>
+        <w:t xml:space="preserve"> är rödlistad som nära hotad och ingår i bilaga 1 i EU:s fågeldirektiv. Tretåig hackspett är för sin överlevnad beroende av kontinuerlig tillförsel av äldre döende och död ved, som sker genom naturliga självgallringsprocesser i äldre grannaturskogar och barrblandade naturskogar. Om en skog genom skogsbruk gallras eller glesas ur så upphör och uteblir i stort sett den naturliga självgallringsprocessen för mycket lång tid framöver vilket omöjliggör upprätthållandet av den kontinuerliga ekologiska funktionen i ett område. Det finns studier som visar att naturskogens självgallringsprocess som den tretåiga hackspetten är beroende av, inte kan ersättas med efterlämnad hänsyn i skogsbruket (Imbeau &amp; Desrochers, 2002). Storleken på häckningsreviret varierar med skogstypen, förekomsten av död ved och graden av fragmentering, men är i allmänhet i storleksordningen 25–100 hektar. Vintertid krävs ofta betydligt större områden och det finns studier som antyder att arten behöver minst 100 hektar äldre skog. I områden med låg bonitet kan det behövas över 200 hektar lämpligt habitat för att ett par ska kunna reproducera sig. Områden med dokumenterad permanent förekomst i naturskogsmiljöer har vanligen så stora naturvärden att skogsbruk är olämpligt. Tretåig hackspett är typisk art för </w:t>
+      </w:r>
+      <w:r>
+        <w:rPr>
+          <w:i/>
+        </w:rPr>
+        <w:t xml:space="preserve">9010 Taiga, 9740 Skogsbevuxen myr, 9030 Landhöjningsskog </w:t>
+      </w:r>
+      <w:r>
+        <w:t xml:space="preserve">och </w:t>
+      </w:r>
+      <w:r>
+        <w:rPr>
+          <w:i/>
+        </w:rPr>
+        <w:t>9040 Fjällbjörkskog</w:t>
+      </w:r>
+      <w:r>
+        <w:t xml:space="preserve"> (Skogsstyrelsen, 2016; SLU Artdatabanken, 2024).</w:t>
       </w:r>
     </w:p>
     <w:p>
@@ -200,12 +294,30 @@
     </w:p>
     <w:p>
       <w:r>
-        <w:t>Spillkråka (NT) är rödlistad som nära hotad, fridlyst enligt §4 Artskyddsförordningen och ingår i bilaga 1 i EU:s fågeldirektiv. Spillkråka lever i både barr- och blandskog liksom i ren lövskog. De tätaste populationerna tenderar att finnas i äldre, variationsrik blandskog med gott om död ved och gamla träd.</w:t>
+        <w:t xml:space="preserve">Spillkråka (NT) är rödlistad som nära hotad, fridlyst enligt §4 Artskyddsförordningen, typisk art för </w:t>
+      </w:r>
+      <w:r>
+        <w:rPr>
+          <w:i/>
+        </w:rPr>
+        <w:t xml:space="preserve">9010 Taiga </w:t>
+      </w:r>
+      <w:r>
+        <w:t>och</w:t>
+      </w:r>
+      <w:r>
+        <w:rPr>
+          <w:i/>
+        </w:rPr>
+        <w:t xml:space="preserve"> 9740 Skogsbevuxen myr</w:t>
+      </w:r>
+      <w:r>
+        <w:t xml:space="preserve"> och ingår i bilaga 1 i EU:s fågeldirektiv. Spillkråka lever i både barr- och blandskog liksom i ren lövskog. De tätaste populationerna tenderar att finnas i äldre, variationsrik blandskog med gott om död ved och gamla träd.</w:t>
       </w:r>
     </w:p>
     <w:p>
       <w:r>
-        <w:t>Varje par utnyttjar 400–1000 hektar skog beroende på skogens kvalitet. En minskning av populationen pågår på grund av minskad tillgång på lämpliga bo- och födoträd och minskad födotillgång. Spillkråkans minskningstakt har uppgått till 19 (24–10) % under de senaste 15 åren. Minskningstakten för den svenska populationen bedöms vara nära gränsvärdet för Sårbar (VU) (A2bc). Skogsbruk med korta omloppstider och täta, homogena ungskogar utgör det största hotet (Artdatabanken 2023).</w:t>
+        <w:t>Varje par utnyttjar 400–1000 hektar skog beroende på skogens kvalitet. En minskning av populationen pågår på grund av minskad tillgång på lämpliga bo- och födoträd och minskad födotillgång. Spillkråkans minskningstakt har uppgått till 19 (24–10) % under de senaste 15 åren. Minskningstakten för den svenska populationen bedöms vara nära gränsvärdet för Sårbar (VU) (A2bc). Skogsbruk med korta omloppstider och täta, homogena ungskogar utgör det största hotet (SLU Artdatabanken 2023).</w:t>
       </w:r>
     </w:p>
     <w:p>
@@ -375,7 +487,16 @@
         <w:rPr>
           <w:i/>
         </w:rPr>
-        <w:t>“Områden med dokumenterad permanent förekomst i naturskogsmiljöer har vanligen så stora naturvärden att skogsbruk är olämpligt”.</w:t>
+        <w:t>“Områden med dokumenterad permanent förekomst i naturskogsmiljöer har vanligen så stora naturvärden att skogsbruk är olämpligt”</w:t>
+      </w:r>
+      <w:r>
+        <w:t xml:space="preserve"> (SLU Artdatabanken, 2024; Skogsstyrelsen, 2016)</w:t>
+      </w:r>
+      <w:r>
+        <w:rPr>
+          <w:i/>
+        </w:rPr>
+        <w:t>.</w:t>
       </w:r>
     </w:p>
     <w:p>
@@ -385,12 +506,30 @@
     </w:p>
     <w:p>
       <w:r>
-        <w:t>Permanenta revir av tretåig hackspett karaktäriseras ofta av artens typiska ringformigt ordnade hackmärken på framför allt gamla granar. För att säkerställa att inte revir av tretåig hackspett drabbas av avverkningsplanerna bör en inventering göras i området både under häckningstid och under vintern, då arten utnyttjar betydligt större områden än under sommarens häckningsrevir. Storleken på häckningsreviret varierar med skogstypen, förekomsten av död ved och graden av fragmentering, men är i allmänhet i storleksordningen 25–100 hektar.</w:t>
+        <w:t>Permanenta revir av tretåig hackspett karaktäriseras ofta av artens typiska ringformigt ordnade hackmärken på framför allt gamla granar. För att säkerställa att inte revir av tretåig hackspett drabbas av avverkningsplanerna bör en inventering göras i området både under häckningstid och under vintern, då arten utnyttjar betydligt större områden än under sommarens häckningsrevir. Storleken på häckningsreviret varierar med skogstypen, förekomsten av död ved och graden av fragmentering, men är i allmänhet i storleksordningen 25–100 hektar (SLU Artdatabanken, 2024; Skogsstyrelsen, 2016).</w:t>
       </w:r>
     </w:p>
     <w:p>
       <w:r>
-        <w:t>Förutom fridlysning enligt §4 Artskyddsförordningen är tretåig hackspett även förtecknad i EU:s fågeldirektiv bilaga 1. Den ingår också i Natura 2000 och är förtecknad i Bernkonventionen bilaga II (strikt skyddade djurarter).</w:t>
+        <w:t xml:space="preserve">Förutom fridlysning enligt §4 Artskyddsförordningen är tretåig hackspett även förtecknad i EU:s fågeldirektiv bilaga 1. Den är typisk art för </w:t>
+      </w:r>
+      <w:r>
+        <w:rPr>
+          <w:i/>
+        </w:rPr>
+        <w:t xml:space="preserve">9010 Taiga, 9740 Skogsbevuxen myr, 9030 Landhöjningsskog </w:t>
+      </w:r>
+      <w:r>
+        <w:t xml:space="preserve">och </w:t>
+      </w:r>
+      <w:r>
+        <w:rPr>
+          <w:i/>
+        </w:rPr>
+        <w:t>9040 Fjällbjörkskog</w:t>
+      </w:r>
+      <w:r>
+        <w:t xml:space="preserve"> samt ingår i Natura 2000 och är förtecknad i Bernkonventionen bilaga II (strikt skyddade djurarter) (SLU Artdatabanken, 2024; Skogsstyrelsen, 2016).</w:t>
       </w:r>
     </w:p>
     <w:p>
@@ -412,7 +551,7 @@
         <w:t xml:space="preserve">Förekomst av tretåig hackspett Picoides tridactylus på bestånds- och landskapsnivå. </w:t>
       </w:r>
       <w:r>
-        <w:t>Ornis Svecica 6: 107–119</w:t>
+        <w:t>Ornis Svecica 6: 107–119.</w:t>
       </w:r>
     </w:p>
     <w:p>
@@ -426,7 +565,7 @@
         <w:t xml:space="preserve">Dead wood threshold values for the three-toed woodpecker presence in boreal and sub-Alpine forest. </w:t>
       </w:r>
       <w:r>
-        <w:t>Biological conservation 119(3): 305–318</w:t>
+        <w:t>Biological conservation 119(3): 305–318.</w:t>
       </w:r>
     </w:p>
     <w:p>
@@ -465,10 +604,21 @@
         <w:rPr>
           <w:i/>
         </w:rPr>
-        <w:t xml:space="preserve">Vägledning för hänsyn till fåglar – Tretåig hackspett. </w:t>
+        <w:t>Vägledning för hänsyn till fåglar – Tretåig hackspett.</w:t>
+      </w:r>
+    </w:p>
+    <w:p>
+      <w:r>
+        <w:t xml:space="preserve">SLU Artdatabanken, 2024. </w:t>
       </w:r>
       <w:r>
-        <w:t>www.skogsstyrelsen.se</w:t>
+        <w:rPr>
+          <w:i/>
+        </w:rPr>
+        <w:t xml:space="preserve">Artfaktablad. Naturvård – artfakta. </w:t>
+      </w:r>
+      <w:r>
+        <w:t>SLU Artdatabanken, Uppsala.</w:t>
       </w:r>
     </w:p>
     <w:p>
@@ -496,7 +646,7 @@
         <w:t xml:space="preserve">Population trends of forest birds in a Finnish Lapland landscape of large habitat blocks – Consequences of stochastic environmental variation or regional habitat alteration. </w:t>
       </w:r>
       <w:r>
-        <w:t>Biological conservation 56(2): 223–240</w:t>
+        <w:t>Biological conservation 56(2): 223–240.</w:t>
       </w:r>
     </w:p>
     <w:p>
@@ -641,7 +791,7 @@
     <w:r>
       <w:tab/>
       <w:tab/>
-      <w:t>2026-01-28</w:t>
+      <w:t>2026-01-29</w:t>
       <w:br/>
       <w:br/>
     </w:r>

--- a/tillsyn/A 43083-2025 tillsynsbegäran.docx
+++ b/tillsyn/A 43083-2025 tillsynsbegäran.docx
@@ -791,7 +791,7 @@
     <w:r>
       <w:tab/>
       <w:tab/>
-      <w:t>2026-01-29</w:t>
+      <w:t>2026-01-30</w:t>
       <w:br/>
       <w:br/>
     </w:r>

--- a/tillsyn/A 43083-2025 tillsynsbegäran.docx
+++ b/tillsyn/A 43083-2025 tillsynsbegäran.docx
@@ -791,7 +791,7 @@
     <w:r>
       <w:tab/>
       <w:tab/>
-      <w:t>2026-01-30</w:t>
+      <w:t>2026-01-31</w:t>
       <w:br/>
       <w:br/>
     </w:r>
